--- a/QA/FETCH-Test-Plan-and-Test-Scripts.docx
+++ b/QA/FETCH-Test-Plan-and-Test-Scripts.docx
@@ -15164,7 +15164,7 @@
                 <w:sz w:val="19"/>
                 <w:szCs w:val="19"/>
               </w:rPr>
-              <w:t xml:space="preserve">The expiration date field is marked required and says "This product expired on (date). Enter the new stock's date."</w:t>
+              <w:t xml:space="preserve">The expiration date field is marked required and says "This product expired on (date). Enter the new stock's date." If the product still holds stock, the line under the quantity says the expired units will be removed.</w:t>
             </w:r>
           </w:p>
         </w:tc>
@@ -15494,7 +15494,7 @@
                 <w:sz w:val="19"/>
                 <w:szCs w:val="19"/>
               </w:rPr>
-              <w:t xml:space="preserve">The stock goes up by 10 and the product shows the new expiration date; it is no longer marked Expired.</w:t>
+              <w:t xml:space="preserve">"The (n) expired were removed" is shown: the expired units are written off and the stock becomes 10, with the new expiration date. The product is no longer marked Expired.</w:t>
             </w:r>
           </w:p>
         </w:tc>
@@ -17350,7 +17350,7 @@
                 <w:sz w:val="19"/>
                 <w:szCs w:val="19"/>
               </w:rPr>
-              <w:t xml:space="preserve">The order is received and the product's stock goes up by the quantity confirmed.</w:t>
+              <w:t xml:space="preserve">The order is received and the product's stock goes up by the quantity confirmed. (Had the product already expired, its expired units would be removed and replaced by the new batch.)</w:t>
             </w:r>
           </w:p>
         </w:tc>

--- a/QA/FETCH-Test-Plan-and-Test-Scripts.docx
+++ b/QA/FETCH-Test-Plan-and-Test-Scripts.docx
@@ -1010,7 +1010,7 @@
                 <w:sz w:val="19"/>
                 <w:szCs w:val="19"/>
               </w:rPr>
-              <w:t xml:space="preserve">Each module on its own. Every input is tried in the five checks (completeness, format, range, consistency, database), each with a happy case followed by its sad cases.</w:t>
+              <w:t xml:space="preserve">Each module on its own. Every input is tried in the five checks (completeness, format, range, consistency, database), each with a positive test case followed by its negative test cases.</w:t>
             </w:r>
           </w:p>
         </w:tc>
@@ -1158,7 +1158,7 @@
                 <w:sz w:val="19"/>
                 <w:szCs w:val="19"/>
               </w:rPr>
-              <w:t xml:space="preserve">A script for each of the three roles, written for the people who will use the system, with a solution for every sad case.</w:t>
+              <w:t xml:space="preserve">A script for each of the three roles, written for the people who will use the system, with a solution for every negative test case.</w:t>
             </w:r>
           </w:p>
         </w:tc>
@@ -1387,7 +1387,7 @@
                 <w:sz w:val="19"/>
                 <w:szCs w:val="19"/>
               </w:rPr>
-              <w:t xml:space="preserve">Happy case</w:t>
+              <w:t xml:space="preserve">Positive test case</w:t>
             </w:r>
           </w:p>
         </w:tc>
@@ -1461,7 +1461,7 @@
                 <w:sz w:val="19"/>
                 <w:szCs w:val="19"/>
               </w:rPr>
-              <w:t xml:space="preserve">Sad case</w:t>
+              <w:t xml:space="preserve">Negative test case</w:t>
             </w:r>
           </w:p>
         </w:tc>
@@ -1569,7 +1569,7 @@
                 <w:sz w:val="19"/>
                 <w:szCs w:val="19"/>
               </w:rPr>
-              <w:t xml:space="preserve">For a sad case, the Problem is the exact message the system shows; the Solution is what the user does to put it right.</w:t>
+              <w:t xml:space="preserve">For a negative test case, the Problem is the exact message the system shows; the Solution is what the user does to put it right.</w:t>
             </w:r>
           </w:p>
         </w:tc>
@@ -3391,7 +3391,7 @@
           <w:sz w:val="21"/>
           <w:szCs w:val="21"/>
         </w:rPr>
-        <w:t xml:space="preserve">Happy and sad cases for every input of every form.</w:t>
+        <w:t xml:space="preserve">Positive and negative test cases for every input of every form.</w:t>
       </w:r>
     </w:p>
     <w:p>
@@ -3568,7 +3568,7 @@
           <w:sz w:val="21"/>
           <w:szCs w:val="21"/>
         </w:rPr>
-        <w:t xml:space="preserve">Each module is tested on its own. Every input is tried against five checks. Each check opens with its happy case and is followed by its sad cases. The description states what the user does; for a sad case the expected result gives the Problem and then the Solution.</w:t>
+        <w:t xml:space="preserve">Each module is tested on its own. Every input is tried against five checks. Each check opens with its positive test case and is followed by its negative test cases. The description states what the user does; for a negative test case the expected result gives the Problem and then the Solution.</w:t>
       </w:r>
     </w:p>
     <w:tbl>
@@ -4305,7 +4305,7 @@
           <w:sz w:val="21"/>
           <w:szCs w:val="21"/>
         </w:rPr>
-        <w:t xml:space="preserve">A user of each role runs that role's script from signing in to logging out, without help from the developers. Each happy case is followed by its sad cases, and every sad case lists the solution, so the tester can confirm that the message is clear enough to act on. A role is accepted when its script has no open defect of severity Critical or High.</w:t>
+        <w:t xml:space="preserve">A user of each role runs that role's script from signing in to logging out, without help from the developers. Each positive test case is followed by its negative test cases, and every negative test case lists the solution, so the tester can confirm that the message is clear enough to act on. A role is accepted when its script has no open defect of severity Critical or High.</w:t>
       </w:r>
     </w:p>
     <w:p>
@@ -9890,7 +9890,7 @@
                 <w:sz w:val="19"/>
                 <w:szCs w:val="19"/>
               </w:rPr>
-              <w:t xml:space="preserve">Every sad case states its solution; the test lead answers questions without doing the steps.</w:t>
+              <w:t xml:space="preserve">Every negative test case states its solution; the test lead answers questions without doing the steps.</w:t>
             </w:r>
           </w:p>
         </w:tc>

--- a/QA/FETCH-Test-Plan-and-Test-Scripts.docx
+++ b/QA/FETCH-Test-Plan-and-Test-Scripts.docx
@@ -4096,7 +4096,7 @@
                 <w:sz w:val="19"/>
                 <w:szCs w:val="19"/>
               </w:rPr>
-              <w:t xml:space="preserve">Two values must agree, or the screen must show and do what the records say.</w:t>
+              <w:t xml:space="preserve">The data shown is consistent: each menu, filter or card lists exactly the records that belong there and none that do not, and the same figure matches on every page.</w:t>
             </w:r>
           </w:p>
         </w:tc>
@@ -4130,7 +4130,7 @@
                 <w:sz w:val="19"/>
                 <w:szCs w:val="19"/>
               </w:rPr>
-              <w:t xml:space="preserve">New password and confirmation differ; totals</w:t>
+              <w:t xml:space="preserve">Low Stock lists only low-stock products; a voided sale is left out of the totals; Dashboard and Sales show the same revenue</w:t>
             </w:r>
           </w:p>
         </w:tc>
@@ -4204,7 +4204,7 @@
                 <w:sz w:val="19"/>
                 <w:szCs w:val="19"/>
               </w:rPr>
-              <w:t xml:space="preserve">The value is compared with what is already saved.</w:t>
+              <w:t xml:space="preserve">What is saved is stored and read back correctly, and a value is compared with what is already saved.</w:t>
             </w:r>
           </w:p>
         </w:tc>
@@ -4238,7 +4238,7 @@
                 <w:sz w:val="19"/>
                 <w:szCs w:val="19"/>
               </w:rPr>
-              <w:t xml:space="preserve">A SKU or barcode already used; a wrong password</w:t>
+              <w:t xml:space="preserve">An edited price is shown after saving; a SKU or barcode already used; a wrong password</w:t>
             </w:r>
           </w:p>
         </w:tc>

--- a/QA/FETCH-Test-Plan-and-Test-Scripts.docx
+++ b/QA/FETCH-Test-Plan-and-Test-Scripts.docx
@@ -13143,7 +13143,7 @@
                 <w:sz w:val="19"/>
                 <w:szCs w:val="19"/>
               </w:rPr>
-              <w:t xml:space="preserve">A tooltip "Please fill out this field." is displayed on Product name.</w:t>
+              <w:t xml:space="preserve">"Enter the product name." is displayed under Product name, and each other empty required field says what it needs.</w:t>
             </w:r>
           </w:p>
         </w:tc>

--- a/QA/FETCH-Test-Plan-and-Test-Scripts.docx
+++ b/QA/FETCH-Test-Plan-and-Test-Scripts.docx
@@ -4238,7 +4238,7 @@
                 <w:sz w:val="19"/>
                 <w:szCs w:val="19"/>
               </w:rPr>
-              <w:t xml:space="preserve">An edited price is shown after saving; a SKU or barcode already used; a wrong password</w:t>
+              <w:t>An edited price is shown after saving; a barcode already used; a wrong password</w:t>
             </w:r>
           </w:p>
         </w:tc>
@@ -12665,7 +12665,7 @@
                 <w:sz w:val="19"/>
                 <w:szCs w:val="19"/>
               </w:rPr>
-              <w:t xml:space="preserve">A new SKU, product name, category, unit price 120.50, supplier</w:t>
+              <w:t>A product name, a category, the product type Dry food, unit price 120.50, a supplier</w:t>
             </w:r>
           </w:p>
         </w:tc>
@@ -13276,7 +13276,7 @@
                 <w:sz w:val="19"/>
                 <w:szCs w:val="19"/>
               </w:rPr>
-              <w:t xml:space="preserve">Fill in SKU, Product name, Category, Unit price and Supplier, then click Save product.</w:t>
+              <w:t>Fill in Product name and Category, choose Dry food as the Product type, fill in Unit price and Supplier, then click Save product.</w:t>
             </w:r>
           </w:p>
         </w:tc>
@@ -13308,7 +13308,7 @@
                 <w:sz w:val="19"/>
                 <w:szCs w:val="19"/>
               </w:rPr>
-              <w:t xml:space="preserve">"Product added" is displayed and the product is in the list.</w:t>
+              <w:t>"Product added" is displayed with the SKU it was given, for example DRY-121, and the product is in the list.</w:t>
             </w:r>
           </w:p>
         </w:tc>
@@ -13441,7 +13441,7 @@
                 <w:sz w:val="19"/>
                 <w:szCs w:val="19"/>
               </w:rPr>
-              <w:t xml:space="preserve">Click Add again and enter the same SKU, then click Save product.</w:t>
+              <w:t>Click Add again, choose Dry food as the Product type and look at the SKU.</w:t>
             </w:r>
           </w:p>
         </w:tc>
@@ -13473,7 +13473,7 @@
                 <w:sz w:val="19"/>
                 <w:szCs w:val="19"/>
               </w:rPr>
-              <w:t xml:space="preserve">"A product with this SKU already exists" is displayed; nothing is saved.</w:t>
+              <w:t>The SKU shows the next number (for example DRY-122) and cannot be typed, so two products never share a SKU.</w:t>
             </w:r>
           </w:p>
         </w:tc>

--- a/QA/FETCH-Test-Plan-and-Test-Scripts.docx
+++ b/QA/FETCH-Test-Plan-and-Test-Scripts.docx
@@ -3427,7 +3427,7 @@
           <w:sz w:val="21"/>
           <w:szCs w:val="21"/>
         </w:rPr>
-        <w:t xml:space="preserve">Emails the system sends (purchase orders, verification codes, password reset links), checked in a test inbox.</w:t>
+        <w:t>Emails the system sends (purchase orders, 6-digit email codes, password reset links), checked in a test inbox.</w:t>
       </w:r>
     </w:p>
     <w:p>

--- a/QA/FETCH-Test-Plan-and-Test-Scripts.docx
+++ b/QA/FETCH-Test-Plan-and-Test-Scripts.docx
@@ -13771,7 +13771,7 @@
                 <w:sz w:val="19"/>
                 <w:szCs w:val="19"/>
               </w:rPr>
-              <w:t xml:space="preserve">Click Barcodes and give the product a barcode another product already uses, then click Save.</w:t>
+              <w:t>Click Barcodes, tick Show all, give the product a barcode another product already uses, then press Enter.</w:t>
             </w:r>
           </w:p>
         </w:tc>
